--- a/docx_resources/Вечірня-Утреня/В,У - Квітна Тріодь/pascha-4/4-2-ВУ.docx
+++ b/docx_resources/Вечірня-Утреня/В,У - Квітна Тріодь/pascha-4/4-2-ВУ.docx
@@ -69,7 +69,7 @@
     </w:p>
     <w:p>
       <w:pPr>
-        <w:pStyle w:val="Heading1"/>
+        <w:pStyle w:val="1"/>
         <w:spacing w:after="120"/>
         <w:jc w:val="center"/>
         <w:rPr>
@@ -81,7 +81,6 @@
         <w:rPr>
           <w:rFonts w:ascii="Times New Roman" w:hAnsi="Times New Roman" w:cs="Times New Roman"/>
           <w:b/>
-          <w:sz w:val="24"/>
         </w:rPr>
         <w:t>ВЕЧІРНЯ</w:t>
       </w:r>
@@ -535,7 +534,7 @@
     </w:p>
     <w:p>
       <w:pPr>
-        <w:pStyle w:val="Heading2"/>
+        <w:pStyle w:val="2"/>
         <w:spacing w:before="0" w:after="120"/>
         <w:jc w:val="center"/>
         <w:rPr>
@@ -765,26 +764,26 @@
           <w:sz w:val="24"/>
           <w:szCs w:val="24"/>
         </w:rPr>
+        <w:t>Джерела посилаєш у ріки,* які течуть проміж горами.</w:t>
+      </w:r>
+    </w:p>
+    <w:p>
+      <w:pPr>
+        <w:spacing w:after="120"/>
+        <w:jc w:val="both"/>
+        <w:rPr>
+          <w:rFonts w:ascii="Times New Roman" w:hAnsi="Times New Roman" w:cs="Times New Roman"/>
+          <w:sz w:val="24"/>
+          <w:szCs w:val="24"/>
+        </w:rPr>
+      </w:pPr>
+      <w:r>
+        <w:rPr>
+          <w:rFonts w:ascii="Times New Roman" w:hAnsi="Times New Roman" w:cs="Times New Roman"/>
+          <w:sz w:val="24"/>
+          <w:szCs w:val="24"/>
+        </w:rPr>
         <w:lastRenderedPageBreak/>
-        <w:t>Джерела посилаєш у ріки,* які течуть проміж горами.</w:t>
-      </w:r>
-    </w:p>
-    <w:p>
-      <w:pPr>
-        <w:spacing w:after="120"/>
-        <w:jc w:val="both"/>
-        <w:rPr>
-          <w:rFonts w:ascii="Times New Roman" w:hAnsi="Times New Roman" w:cs="Times New Roman"/>
-          <w:sz w:val="24"/>
-          <w:szCs w:val="24"/>
-        </w:rPr>
-      </w:pPr>
-      <w:r>
-        <w:rPr>
-          <w:rFonts w:ascii="Times New Roman" w:hAnsi="Times New Roman" w:cs="Times New Roman"/>
-          <w:sz w:val="24"/>
-          <w:szCs w:val="24"/>
-        </w:rPr>
         <w:t>Усю звірину, що в полі, вони напувають,* дикі осли там гасять свою спрагу.</w:t>
       </w:r>
     </w:p>
@@ -1307,7 +1306,7 @@
     </w:p>
     <w:p>
       <w:pPr>
-        <w:pStyle w:val="Heading3"/>
+        <w:pStyle w:val="3"/>
         <w:spacing w:before="0" w:after="120"/>
         <w:jc w:val="center"/>
         <w:rPr>
@@ -1323,7 +1322,6 @@
           <w:b/>
           <w:i/>
           <w:color w:val="FF0000"/>
-          <w:sz w:val="24"/>
         </w:rPr>
         <w:t>Вечірні молитви</w:t>
       </w:r>
@@ -1375,7 +1373,16 @@
           <w:sz w:val="24"/>
           <w:szCs w:val="24"/>
         </w:rPr>
-        <w:t> Господи щедрий і милосердний, довготерпеливий і многомилостивий! Вислухай молитви наші і зверни увагу на голос моління нашого і яви нам знак милости твоєї, наведи нас на дорогу твою, щоб ходили ми в твоїй правді. Звесели серця наші, щоб ми боялись імення твого святого, бо ти великий і твориш чуда; ти Бог єдиний і немає подібного тобі між богами, Господи. Ти сильний у милості і добрий у силі, аби допомагати й утішати, і спасати всіх, хто на ім'я твоє святе уповає. Бо тобі належить усяка слава, честь і поклоніння: Отцю, Сину, і Святому Духові, нині і повсякчас, і на віки віків. Амінь.</w:t>
+        <w:t xml:space="preserve"> Господи щедрий і милосердний, довготерпеливий і многомилостивий! Вислухай молитви наші і зверни увагу на голос моління нашого і яви нам знак милости твоєї, наведи нас на дорогу твою, щоб ходили ми в твоїй правді. Звесели серця наші, щоб ми боялись імення твого святого, бо ти великий і твориш чуда; ти Бог єдиний і немає подібного тобі між богами, Господи. Ти сильний у милості і добрий у силі, аби допомагати й утішати, і </w:t>
+      </w:r>
+      <w:r>
+        <w:rPr>
+          <w:rFonts w:ascii="Times New Roman" w:hAnsi="Times New Roman" w:cs="Times New Roman"/>
+          <w:sz w:val="24"/>
+          <w:szCs w:val="24"/>
+        </w:rPr>
+        <w:lastRenderedPageBreak/>
+        <w:t>спасати всіх, хто на ім'я твоє святе уповає. Бо тобі належить усяка слава, честь і поклоніння: Отцю, Сину, і Святому Духові, нині і повсякчас, і на віки віків. Амінь.</w:t>
       </w:r>
     </w:p>
     <w:p>
@@ -1571,25 +1578,34 @@
           <w:sz w:val="24"/>
           <w:szCs w:val="24"/>
         </w:rPr>
-        <w:t> Боже великий і вишній, в тебе одного є безсмертність і в світлі живеш недоступнім. Ти все створіння мудро створив, відокремив світло від темряви і сонце поклав, щоб правити днем, а місяць і зорі, щоб володіли ніччю, нас же грішних вчинив достойними і в теперішню годину стати перед твоїм обличчям, щоб тебе визнавати і принести тобі вечірнє славослов'я. Направ, Людинолюбче, молитву нашу, немов кадило, перед тобою і прийми її, як благовонний запах. Дай нам мирний цей вечір і близьку вже ніч; зодягни нас у броню світла; визволь нас від нічного страху і всякої речі, що в темряві з'являється, і дай сон, що його ти дарував на відпочинок нашій немічності, вільний від усякого маріння диявольського. Владико, давче добра, хай і на нашій постелі, бувши тобі милими, згадуємо вночі твоє ім'я і, просвічувані навчанням твоїх заповідей, встанемо в душевній радості до звеличування твоєї доброти, приносячи твоєму милосердю молитви і моління, за наші і всіх твоїх людей провини. Відвідай їх задля молитов святої Богородиці. Бо ти є добрий і Людинолюбний Бог, і тобі віддаємо славу: Отцю, і Сину, і Святому Духові, нині і повсякчас, і на віки віків. Амінь.</w:t>
-      </w:r>
-    </w:p>
-    <w:p>
-      <w:pPr>
-        <w:spacing w:after="120"/>
-        <w:jc w:val="both"/>
-        <w:rPr>
-          <w:rFonts w:ascii="Times New Roman" w:hAnsi="Times New Roman" w:cs="Times New Roman"/>
-          <w:i/>
-          <w:color w:val="FF0000"/>
-          <w:sz w:val="24"/>
-          <w:szCs w:val="24"/>
-        </w:rPr>
-      </w:pPr>
-    </w:p>
-    <w:p>
-      <w:pPr>
-        <w:pStyle w:val="Heading3"/>
+        <w:t xml:space="preserve"> Боже великий і вишній, в тебе одного є безсмертність і в світлі живеш недоступнім. Ти все створіння мудро створив, відокремив світло від темряви і сонце поклав, щоб правити днем, а місяць і зорі, щоб володіли ніччю, нас же грішних вчинив достойними і в теперішню годину стати перед твоїм обличчям, щоб тебе визнавати і принести тобі вечірнє славослов'я. Направ, Людинолюбче, молитву нашу, немов кадило, перед тобою і прийми її, як благовонний запах. Дай нам мирний цей вечір і близьку вже ніч; зодягни нас у броню світла; визволь нас від нічного страху і всякої речі, що в темряві з'являється, і дай сон, що його ти дарував на відпочинок нашій немічності, вільний від усякого маріння диявольського. Владико, давче добра, хай і на нашій постелі, бувши тобі милими, згадуємо вночі твоє ім'я і, просвічувані навчанням твоїх заповідей, встанемо в душевній радості до звеличування твоєї доброти, приносячи твоєму милосердю молитви і моління, за наші і всіх твоїх людей провини. Відвідай їх задля молитов святої Богородиці. Бо ти є </w:t>
+      </w:r>
+      <w:r>
+        <w:rPr>
+          <w:rFonts w:ascii="Times New Roman" w:hAnsi="Times New Roman" w:cs="Times New Roman"/>
+          <w:sz w:val="24"/>
+          <w:szCs w:val="24"/>
+        </w:rPr>
+        <w:lastRenderedPageBreak/>
+        <w:t>добрий і Людинолюбний Бог, і тобі віддаємо славу: Отцю, і Сину, і Святому Духові, нині і повсякчас, і на віки віків. Амінь.</w:t>
+      </w:r>
+    </w:p>
+    <w:p>
+      <w:pPr>
+        <w:spacing w:after="120"/>
+        <w:jc w:val="both"/>
+        <w:rPr>
+          <w:rFonts w:ascii="Times New Roman" w:hAnsi="Times New Roman" w:cs="Times New Roman"/>
+          <w:i/>
+          <w:color w:val="FF0000"/>
+          <w:sz w:val="24"/>
+          <w:szCs w:val="24"/>
+        </w:rPr>
+      </w:pPr>
+    </w:p>
+    <w:p>
+      <w:pPr>
+        <w:pStyle w:val="3"/>
         <w:spacing w:before="0" w:after="120"/>
         <w:jc w:val="center"/>
         <w:rPr>
@@ -1605,7 +1621,6 @@
           <w:b/>
           <w:i/>
           <w:color w:val="FF0000"/>
-          <w:sz w:val="24"/>
         </w:rPr>
         <w:t>Велика ектенія</w:t>
       </w:r>
@@ -2313,7 +2328,17 @@
           <w:szCs w:val="24"/>
           <w:u w:val="single"/>
         </w:rPr>
-        <w:t xml:space="preserve"> [Господи щедрий і милосердний, довготерпеливий і многомилостивий! Вислухай молитви наші і зверни увагу на голос моління нашого і яви нам знак милости твоєї, наведи нас на дорогу твою, щоб ходили ми в твоїй правді. Звесели серця наші, щоб ми боялись імення твого святого, бо ти великий і твориш чуда; ти Бог єдиний і немає подібного тобі між богами, Господи. Ти сильний у милості і добрий у силі, аби допомагати й утішати, і спасати всіх, хто на ім'я твоє святе уповає.]</w:t>
+        <w:t xml:space="preserve"> [Господи щедрий і милосердний, довготерпеливий і многомилостивий! Вислухай молитви наші і зверни увагу на голос моління нашого і яви нам знак милости твоєї, наведи нас на дорогу твою, щоб ходили ми в твоїй правді. Звесели серця наші, щоб ми боялись імення твого святого, бо ти великий і твориш чуда; ти Бог єдиний і немає подібного тобі </w:t>
+      </w:r>
+      <w:r>
+        <w:rPr>
+          <w:rFonts w:ascii="Times New Roman" w:hAnsi="Times New Roman" w:cs="Times New Roman"/>
+          <w:sz w:val="24"/>
+          <w:szCs w:val="24"/>
+          <w:u w:val="single"/>
+        </w:rPr>
+        <w:lastRenderedPageBreak/>
+        <w:t>між богами, Господи. Ти сильний у милості і добрий у силі, аби допомагати й утішати, і спасати всіх, хто на ім'я твоє святе уповає.]</w:t>
       </w:r>
     </w:p>
     <w:p>
@@ -2397,7 +2422,7 @@
     </w:p>
     <w:p>
       <w:pPr>
-        <w:pStyle w:val="Heading2"/>
+        <w:pStyle w:val="2"/>
         <w:spacing w:before="0" w:after="120"/>
         <w:jc w:val="center"/>
         <w:rPr>
@@ -2951,12 +2976,13 @@
           <w:sz w:val="24"/>
           <w:szCs w:val="24"/>
         </w:rPr>
+        <w:lastRenderedPageBreak/>
         <w:t>Нехай будуть твої вуха уважні,* до голосу благання мого.</w:t>
       </w:r>
     </w:p>
     <w:p>
       <w:pPr>
-        <w:pStyle w:val="Heading3"/>
+        <w:pStyle w:val="3"/>
         <w:spacing w:before="0" w:after="120"/>
         <w:jc w:val="center"/>
         <w:rPr>
@@ -2971,7 +2997,6 @@
           <w:b/>
           <w:i/>
           <w:color w:val="FF0000"/>
-          <w:sz w:val="24"/>
         </w:rPr>
         <w:t>Стихири</w:t>
       </w:r>
@@ -3528,7 +3553,7 @@
     </w:p>
     <w:p>
       <w:pPr>
-        <w:pStyle w:val="Heading2"/>
+        <w:pStyle w:val="2"/>
         <w:spacing w:before="0" w:after="120"/>
         <w:jc w:val="center"/>
         <w:rPr>
@@ -3549,6 +3574,7 @@
           <w:sz w:val="24"/>
           <w:szCs w:val="24"/>
         </w:rPr>
+        <w:lastRenderedPageBreak/>
         <w:t>Світло тихе</w:t>
       </w:r>
     </w:p>
@@ -3688,7 +3714,7 @@
     </w:p>
     <w:p>
       <w:pPr>
-        <w:pStyle w:val="Heading3"/>
+        <w:pStyle w:val="3"/>
         <w:spacing w:before="0" w:after="120"/>
         <w:jc w:val="center"/>
         <w:rPr>
@@ -3703,7 +3729,6 @@
           <w:b/>
           <w:i/>
           <w:color w:val="FF0000"/>
-          <w:sz w:val="24"/>
         </w:rPr>
         <w:t>Прокімен</w:t>
       </w:r>
@@ -3712,7 +3737,6 @@
           <w:rFonts w:ascii="Times New Roman" w:eastAsia="Times New Roman" w:hAnsi="Times New Roman" w:cs="Times New Roman"/>
           <w:i/>
           <w:color w:val="FF0000"/>
-          <w:sz w:val="24"/>
         </w:rPr>
         <w:t>:</w:t>
       </w:r>
@@ -3814,7 +3838,7 @@
     </w:p>
     <w:p>
       <w:pPr>
-        <w:pStyle w:val="Heading3"/>
+        <w:pStyle w:val="3"/>
         <w:spacing w:before="0" w:after="120"/>
         <w:jc w:val="center"/>
         <w:rPr>
@@ -3830,7 +3854,6 @@
           <w:b/>
           <w:i/>
           <w:color w:val="FF0000"/>
-          <w:sz w:val="24"/>
         </w:rPr>
         <w:t>Сподоби, Господи</w:t>
       </w:r>
@@ -4038,7 +4061,7 @@
     </w:p>
     <w:p>
       <w:pPr>
-        <w:pStyle w:val="Heading3"/>
+        <w:pStyle w:val="3"/>
         <w:spacing w:before="0" w:after="120"/>
         <w:jc w:val="center"/>
         <w:rPr>
@@ -4054,7 +4077,6 @@
           <w:b/>
           <w:i/>
           <w:color w:val="FF0000"/>
-          <w:sz w:val="24"/>
         </w:rPr>
         <w:t>Прохальна єктенія</w:t>
       </w:r>
@@ -4363,6 +4385,7 @@
           <w:sz w:val="24"/>
           <w:szCs w:val="24"/>
         </w:rPr>
+        <w:lastRenderedPageBreak/>
         <w:t>Доброго і пожиточного для душ наших і миру для світу у Господа просім.</w:t>
       </w:r>
     </w:p>
@@ -4915,7 +4938,7 @@
     </w:p>
     <w:p>
       <w:pPr>
-        <w:pStyle w:val="Heading2"/>
+        <w:pStyle w:val="2"/>
         <w:spacing w:before="0" w:after="120"/>
         <w:jc w:val="center"/>
         <w:rPr>
@@ -4989,6 +5012,7 @@
           <w:sz w:val="24"/>
           <w:szCs w:val="24"/>
         </w:rPr>
+        <w:lastRenderedPageBreak/>
         <w:t xml:space="preserve">Стих: </w:t>
       </w:r>
       <w:r>
@@ -5152,7 +5176,7 @@
     </w:p>
     <w:p>
       <w:pPr>
-        <w:pStyle w:val="Heading3"/>
+        <w:pStyle w:val="3"/>
         <w:spacing w:before="0" w:after="120"/>
         <w:jc w:val="center"/>
         <w:rPr>
@@ -5168,7 +5192,6 @@
           <w:b/>
           <w:i/>
           <w:color w:val="FF0000"/>
-          <w:sz w:val="24"/>
         </w:rPr>
         <w:t>Пісня Симеона</w:t>
       </w:r>
@@ -5482,7 +5505,7 @@
     </w:p>
     <w:p>
       <w:pPr>
-        <w:pStyle w:val="Heading3"/>
+        <w:pStyle w:val="3"/>
         <w:spacing w:before="0" w:after="120"/>
         <w:jc w:val="center"/>
         <w:rPr>
@@ -5498,7 +5521,6 @@
           <w:b/>
           <w:i/>
           <w:color w:val="FF0000"/>
-          <w:sz w:val="24"/>
         </w:rPr>
         <w:t>Тропарі</w:t>
       </w:r>
@@ -5558,6 +5580,7 @@
           <w:sz w:val="24"/>
           <w:szCs w:val="24"/>
         </w:rPr>
+        <w:lastRenderedPageBreak/>
         <w:t xml:space="preserve">Слава: </w:t>
       </w:r>
       <w:r>
@@ -5630,7 +5653,7 @@
     </w:p>
     <w:p>
       <w:pPr>
-        <w:pStyle w:val="Heading3"/>
+        <w:pStyle w:val="3"/>
         <w:spacing w:before="0" w:after="120"/>
         <w:jc w:val="center"/>
         <w:rPr>
@@ -5645,7 +5668,6 @@
           <w:b/>
           <w:i/>
           <w:color w:val="FF0000"/>
-          <w:sz w:val="24"/>
         </w:rPr>
         <w:t>Ектенія усильного благання</w:t>
       </w:r>
@@ -5654,7 +5676,6 @@
           <w:rFonts w:ascii="Times New Roman" w:eastAsia="Times New Roman" w:hAnsi="Times New Roman" w:cs="Times New Roman"/>
           <w:i/>
           <w:color w:val="FF0000"/>
-          <w:sz w:val="24"/>
         </w:rPr>
         <w:t>:</w:t>
       </w:r>
@@ -6124,7 +6145,7 @@
     </w:p>
     <w:p>
       <w:pPr>
-        <w:pStyle w:val="Heading2"/>
+        <w:pStyle w:val="2"/>
         <w:spacing w:before="0" w:after="120"/>
         <w:jc w:val="center"/>
         <w:rPr>
@@ -6558,7 +6579,7 @@
     </w:p>
     <w:p>
       <w:pPr>
-        <w:pStyle w:val="Heading1"/>
+        <w:pStyle w:val="1"/>
         <w:spacing w:after="120"/>
         <w:jc w:val="center"/>
         <w:rPr>
@@ -6568,7 +6589,6 @@
       <w:r>
         <w:rPr>
           <w:rFonts w:ascii="Times New Roman" w:hAnsi="Times New Roman" w:cs="Times New Roman"/>
-          <w:sz w:val="24"/>
         </w:rPr>
         <w:t>УТРЕНЯ</w:t>
       </w:r>
@@ -6801,7 +6821,7 @@
     </w:p>
     <w:p>
       <w:pPr>
-        <w:pStyle w:val="Heading2"/>
+        <w:pStyle w:val="2"/>
         <w:spacing w:before="0" w:after="120"/>
         <w:jc w:val="center"/>
         <w:rPr>
@@ -7280,6 +7300,7 @@
           <w:sz w:val="24"/>
           <w:szCs w:val="24"/>
         </w:rPr>
+        <w:lastRenderedPageBreak/>
         <w:t>І ті, що на моє життя зазіхають, тенета наставляють,* і ті, що бажають мені нещастя, говорять про погибель, увесь час міркують лукаве.</w:t>
       </w:r>
     </w:p>
@@ -7960,6 +7981,7 @@
           <w:sz w:val="24"/>
           <w:szCs w:val="24"/>
         </w:rPr>
+        <w:lastRenderedPageBreak/>
         <w:t>Поміж мерцями моє ложе, немов убиті, що лежать у могилі,* що їх не згадуєш уже більше, що їх відтято від руки твоєї.</w:t>
       </w:r>
     </w:p>
@@ -8583,6 +8605,7 @@
           <w:sz w:val="24"/>
           <w:szCs w:val="24"/>
         </w:rPr>
+        <w:lastRenderedPageBreak/>
         <w:t>Господь на небі утвердив престол свій,* і царство його всім володіє.</w:t>
       </w:r>
     </w:p>
@@ -8969,7 +8992,7 @@
     </w:p>
     <w:p>
       <w:pPr>
-        <w:pStyle w:val="Heading3"/>
+        <w:pStyle w:val="3"/>
         <w:spacing w:before="0" w:after="120"/>
         <w:jc w:val="center"/>
         <w:rPr>
@@ -8985,7 +9008,6 @@
           <w:b/>
           <w:i/>
           <w:color w:val="FF0000"/>
-          <w:sz w:val="24"/>
         </w:rPr>
         <w:t>Утренні молитви</w:t>
       </w:r>
@@ -9070,7 +9092,17 @@
           <w:sz w:val="24"/>
           <w:szCs w:val="24"/>
         </w:rPr>
-        <w:t>Від ночі лине дух наш до тебе, Боже, бо світлом є повеління твої на землі. Навчи нас у страсі твоєму виконувати правду й добро, бо тебе славимо як правдивого Бога нашого. Прихили вухо своє і вислухай нас, і пом'яни, Господи, тих, що є та що моляться з нами, всіх по імені, і спаси їх силою твоєю. Благослови людей твоїх і освяти спадкоємство твоє: мир світові твоєму даруй, церквам твоїм, священикам, владі, і всім людям. Хай благословиться і прославляється всечесне і величне ім'я твоє, Отця, і Сина, і Святого Духа, нині і повсякчас, і на віки віків. Амінь.</w:t>
+        <w:t xml:space="preserve">Від ночі лине дух наш до тебе, Боже, бо світлом є повеління твої на землі. Навчи нас у страсі твоєму виконувати правду й добро, бо тебе славимо як правдивого Бога нашого. Прихили вухо своє і вислухай нас, і пом'яни, Господи, тих, що є та що моляться з нами, всіх по імені, і спаси їх силою твоєю. Благослови людей твоїх і освяти спадкоємство твоє: </w:t>
+      </w:r>
+      <w:r>
+        <w:rPr>
+          <w:rFonts w:ascii="Times New Roman" w:hAnsi="Times New Roman" w:cs="Times New Roman"/>
+          <w:color w:val="000000"/>
+          <w:sz w:val="24"/>
+          <w:szCs w:val="24"/>
+        </w:rPr>
+        <w:lastRenderedPageBreak/>
+        <w:t>мир світові твоєму даруй, церквам твоїм, священикам, владі, і всім людям. Хай благословиться і прославляється всечесне і величне ім'я твоє, Отця, і Сина, і Святого Духа, нині і повсякчас, і на віки віків. Амінь.</w:t>
       </w:r>
     </w:p>
     <w:p>
@@ -9250,7 +9282,17 @@
           <w:sz w:val="24"/>
           <w:szCs w:val="24"/>
         </w:rPr>
-        <w:t>Господи, Боже наш, що сонну неміч забрав від нас і покликав нас візванням святим, щоб і вночі підносити руки наші і прославляти тебе за справедливі твої присуди. Прийми благання наші, моління, визнавання, нічні служби і даруй нам, Боже, віру бездоганну, надію впевнену, любов нелицемірну. Благослови наші входи й виходи, вчинки, слова, діла й думки; і дай нам дочекатися початку дня, нам, що хвалять й оспівують, і благословлять добрість твоєї несказанної сили, щоб було благословенне твоє пресвяте ім'я і прославлене твоє царство: Отця, і Сина, і Святого Духа, нині і повсякчас, і на віки віків. Амінь.</w:t>
+        <w:t xml:space="preserve">Господи, Боже наш, що сонну неміч забрав від нас і покликав нас візванням святим, щоб і вночі підносити руки наші і прославляти тебе за справедливі твої присуди. Прийми благання наші, моління, визнавання, нічні служби і даруй нам, Боже, віру бездоганну, </w:t>
+      </w:r>
+      <w:r>
+        <w:rPr>
+          <w:rFonts w:ascii="Times New Roman" w:hAnsi="Times New Roman" w:cs="Times New Roman"/>
+          <w:color w:val="000000"/>
+          <w:sz w:val="24"/>
+          <w:szCs w:val="24"/>
+        </w:rPr>
+        <w:lastRenderedPageBreak/>
+        <w:t>надію впевнену, любов нелицемірну. Благослови наші входи й виходи, вчинки, слова, діла й думки; і дай нам дочекатися початку дня, нам, що хвалять й оспівують, і благословлять добрість твоєї несказанної сили, щоб було благословенне твоє пресвяте ім'я і прославлене твоє царство: Отця, і Сина, і Святого Духа, нині і повсякчас, і на віки віків. Амінь.</w:t>
       </w:r>
     </w:p>
     <w:p>
@@ -9391,7 +9433,7 @@
     </w:p>
     <w:p>
       <w:pPr>
-        <w:pStyle w:val="Heading2"/>
+        <w:pStyle w:val="2"/>
         <w:spacing w:before="0" w:after="120"/>
         <w:jc w:val="center"/>
         <w:rPr>
@@ -9716,6 +9758,7 @@
           <w:sz w:val="24"/>
           <w:szCs w:val="24"/>
         </w:rPr>
+        <w:lastRenderedPageBreak/>
         <w:t>За Богом бережений народ наш, за правління і все військо, Господеві помолімся.</w:t>
       </w:r>
     </w:p>
@@ -10203,7 +10246,7 @@
     </w:p>
     <w:p>
       <w:pPr>
-        <w:pStyle w:val="Heading3"/>
+        <w:pStyle w:val="3"/>
         <w:spacing w:before="0" w:after="120"/>
         <w:jc w:val="center"/>
         <w:rPr>
@@ -10218,7 +10261,6 @@
           <w:b/>
           <w:i/>
           <w:color w:val="FF0000"/>
-          <w:sz w:val="24"/>
         </w:rPr>
         <w:t>Бог Господь...</w:t>
       </w:r>
@@ -10227,7 +10269,6 @@
           <w:rFonts w:ascii="Times New Roman" w:eastAsia="Times New Roman" w:hAnsi="Times New Roman" w:cs="Times New Roman"/>
           <w:i/>
           <w:color w:val="FF0000"/>
-          <w:sz w:val="24"/>
         </w:rPr>
         <w:t xml:space="preserve"> (Пс. 117) на глас 3:</w:t>
       </w:r>
@@ -10425,16 +10466,25 @@
     </w:p>
     <w:p>
       <w:pPr>
-        <w:spacing w:after="120"/>
-        <w:jc w:val="both"/>
-        <w:rPr>
-          <w:rFonts w:ascii="Times New Roman" w:hAnsi="Times New Roman" w:cs="Times New Roman"/>
-          <w:i/>
-          <w:color w:val="FF0000"/>
-          <w:sz w:val="24"/>
-          <w:szCs w:val="24"/>
-        </w:rPr>
-      </w:pPr>
+        <w:pStyle w:val="3"/>
+        <w:spacing w:before="0" w:after="120"/>
+        <w:jc w:val="center"/>
+        <w:rPr>
+          <w:rFonts w:ascii="Times New Roman" w:eastAsia="Times New Roman" w:hAnsi="Times New Roman" w:cs="Times New Roman"/>
+          <w:b/>
+          <w:i/>
+          <w:color w:val="FF0000"/>
+        </w:rPr>
+      </w:pPr>
+      <w:r>
+        <w:rPr>
+          <w:rFonts w:ascii="Times New Roman" w:eastAsia="Times New Roman" w:hAnsi="Times New Roman" w:cs="Times New Roman"/>
+          <w:b/>
+          <w:i/>
+          <w:color w:val="FF0000"/>
+        </w:rPr>
+        <w:t>Тропарі</w:t>
+      </w:r>
     </w:p>
     <w:p>
       <w:pPr>
@@ -10539,6 +10589,7 @@
           <w:sz w:val="24"/>
           <w:szCs w:val="24"/>
         </w:rPr>
+        <w:lastRenderedPageBreak/>
         <w:t>І нині:</w:t>
       </w:r>
       <w:r>
@@ -10589,7 +10640,7 @@
     </w:p>
     <w:p>
       <w:pPr>
-        <w:pStyle w:val="Heading3"/>
+        <w:pStyle w:val="3"/>
         <w:spacing w:before="0" w:after="120"/>
         <w:jc w:val="center"/>
         <w:rPr>
@@ -10604,7 +10655,6 @@
           <w:b/>
           <w:i/>
           <w:color w:val="FF0000"/>
-          <w:sz w:val="24"/>
         </w:rPr>
         <w:t>Мала єктенія</w:t>
       </w:r>
@@ -10870,7 +10920,7 @@
     </w:p>
     <w:p>
       <w:pPr>
-        <w:pStyle w:val="Heading3"/>
+        <w:pStyle w:val="3"/>
         <w:spacing w:before="0" w:after="120"/>
         <w:jc w:val="center"/>
         <w:rPr>
@@ -10886,7 +10936,6 @@
           <w:b/>
           <w:i/>
           <w:color w:val="FF0000"/>
-          <w:sz w:val="24"/>
         </w:rPr>
         <w:t>Перший сідальний</w:t>
       </w:r>
@@ -10998,7 +11047,7 @@
     </w:p>
     <w:p>
       <w:pPr>
-        <w:pStyle w:val="Heading3"/>
+        <w:pStyle w:val="3"/>
         <w:spacing w:before="0" w:after="120"/>
         <w:jc w:val="center"/>
         <w:rPr>
@@ -11013,7 +11062,6 @@
           <w:b/>
           <w:i/>
           <w:color w:val="FF0000"/>
-          <w:sz w:val="24"/>
         </w:rPr>
         <w:t>Мала єктенія</w:t>
       </w:r>
@@ -11198,6 +11246,7 @@
           <w:szCs w:val="24"/>
           <w:u w:val="single"/>
         </w:rPr>
+        <w:lastRenderedPageBreak/>
         <w:t>[Боже й Отче Господа нашого Ісуса Христа! Ти підніс нас з постелі нашої і зібрав на годину молитви. Дай нам ласку відкрити уста наші і прийми наші подяки, що в наших силах, і навчи нас установ твоїх. Бо молитися як слід не вміємо, якщо ти, Господи, святим твоїм Духом не навчиш нас. Тому молимося тобі: Даруй і прости, якщо ми згрішили аж дотеперішньої години словом або ділом, або думкою, добровільно або недобровільно. Бо коли на провини будеш дивитися, Господи, Господи, то хто встоїться, бо в тебе є прощення. Ти один святий, допоміжник сильний, захисник життя нашого, і тебе ми завжди оспівуватимемо.]</w:t>
       </w:r>
     </w:p>
@@ -11296,7 +11345,7 @@
     </w:p>
     <w:p>
       <w:pPr>
-        <w:pStyle w:val="Heading3"/>
+        <w:pStyle w:val="3"/>
         <w:spacing w:before="0" w:after="120"/>
         <w:jc w:val="center"/>
         <w:rPr>
@@ -11312,7 +11361,6 @@
           <w:b/>
           <w:i/>
           <w:color w:val="FF0000"/>
-          <w:sz w:val="24"/>
         </w:rPr>
         <w:t>Другий сідальний</w:t>
       </w:r>
@@ -11408,7 +11456,7 @@
     </w:p>
     <w:p>
       <w:pPr>
-        <w:pStyle w:val="Heading3"/>
+        <w:pStyle w:val="3"/>
         <w:spacing w:before="0" w:after="120"/>
         <w:jc w:val="center"/>
         <w:rPr>
@@ -11424,7 +11472,6 @@
           <w:b/>
           <w:i/>
           <w:color w:val="FF0000"/>
-          <w:sz w:val="24"/>
         </w:rPr>
         <w:t>Воскресіння Христове</w:t>
       </w:r>
@@ -11473,7 +11520,7 @@
     </w:p>
     <w:p>
       <w:pPr>
-        <w:pStyle w:val="Heading3"/>
+        <w:pStyle w:val="3"/>
         <w:spacing w:before="0" w:after="120"/>
         <w:jc w:val="center"/>
         <w:rPr>
@@ -11489,7 +11536,6 @@
           <w:b/>
           <w:i/>
           <w:color w:val="FF0000"/>
-          <w:sz w:val="24"/>
         </w:rPr>
         <w:t>Псалом 50</w:t>
       </w:r>
@@ -11738,6 +11784,7 @@
           <w:sz w:val="24"/>
           <w:szCs w:val="24"/>
         </w:rPr>
+        <w:lastRenderedPageBreak/>
         <w:t>Поверни мені радість спасіння твого,* і духом владичним утверди мене.</w:t>
       </w:r>
     </w:p>
@@ -11909,7 +11956,7 @@
     </w:p>
     <w:p>
       <w:pPr>
-        <w:pStyle w:val="Heading2"/>
+        <w:pStyle w:val="2"/>
         <w:spacing w:before="0" w:after="120"/>
         <w:jc w:val="center"/>
         <w:rPr>
@@ -12222,7 +12269,7 @@
             <v:path arrowok="t" fillok="f" o:connecttype="none"/>
             <o:lock v:ext="edit" shapetype="t"/>
           </v:shapetype>
-          <v:shape id="_x0000_s1029" type="#_x0000_t32" style="position:absolute;left:0;text-align:left;margin-left:554pt;margin-top:-19pt;width:0;height:1.7pt;z-index:251656192;visibility:visible;mso-position-horizontal-relative:text;mso-position-vertical-relative:text" o:gfxdata="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" strokeweight=".59931mm"/>
+          <v:shape id="_x0000_s1029" type="#_x0000_t32" style="position:absolute;left:0;text-align:left;margin-left:554pt;margin-top:-19pt;width:0;height:1.7pt;z-index:1;visibility:visible;mso-position-horizontal-relative:text;mso-position-vertical-relative:text" o:gfxdata="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" strokeweight=".59931mm"/>
         </w:pict>
       </w:r>
       <w:r>
@@ -12232,7 +12279,7 @@
           <w:sz w:val="24"/>
         </w:rPr>
         <w:pict w14:anchorId="25A868E6">
-          <v:shape id="_x0000_s1028" type="#_x0000_t32" style="position:absolute;left:0;text-align:left;margin-left:557pt;margin-top:650pt;width:0;height:1pt;z-index:251657216;visibility:visible;mso-position-horizontal-relative:text;mso-position-vertical-relative:text" o:gfxdata="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"/>
+          <v:shape id="_x0000_s1028" type="#_x0000_t32" style="position:absolute;left:0;text-align:left;margin-left:557pt;margin-top:650pt;width:0;height:1pt;z-index:2;visibility:visible;mso-position-horizontal-relative:text;mso-position-vertical-relative:text" o:gfxdata="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"/>
         </w:pict>
       </w:r>
     </w:p>
@@ -12370,6 +12417,7 @@
           <w:sz w:val="24"/>
           <w:szCs w:val="24"/>
         </w:rPr>
+        <w:lastRenderedPageBreak/>
         <w:t>Побачило колись сонце Тебе, розіп'ятого на древі, Слове, світло закрило, і тряслася вся земля, мертві воскресли, коли Ти був мертвим, Всесильний.</w:t>
       </w:r>
     </w:p>
@@ -12545,7 +12593,7 @@
     </w:p>
     <w:p>
       <w:pPr>
-        <w:pStyle w:val="Heading3"/>
+        <w:pStyle w:val="3"/>
         <w:spacing w:before="0" w:after="120"/>
         <w:jc w:val="center"/>
         <w:rPr>
@@ -12560,7 +12608,6 @@
           <w:b/>
           <w:i/>
           <w:color w:val="FF0000"/>
-          <w:sz w:val="24"/>
         </w:rPr>
         <w:t>Мала єктенія</w:t>
       </w:r>
@@ -13075,6 +13122,7 @@
           <w:sz w:val="24"/>
           <w:szCs w:val="24"/>
         </w:rPr>
+        <w:lastRenderedPageBreak/>
         <w:t>Стих:</w:t>
       </w:r>
       <w:r>
@@ -13803,7 +13851,7 @@
     </w:p>
     <w:p>
       <w:pPr>
-        <w:pStyle w:val="Heading3"/>
+        <w:pStyle w:val="3"/>
         <w:spacing w:before="0" w:after="120"/>
         <w:jc w:val="center"/>
         <w:rPr>
@@ -13818,8 +13866,8 @@
           <w:b/>
           <w:i/>
           <w:color w:val="FF0000"/>
-          <w:sz w:val="24"/>
-        </w:rPr>
+        </w:rPr>
+        <w:lastRenderedPageBreak/>
         <w:t>Мала єктенія</w:t>
       </w:r>
     </w:p>
@@ -14203,7 +14251,7 @@
           <w:sz w:val="24"/>
         </w:rPr>
         <w:pict w14:anchorId="48CD1965">
-          <v:shape id="_x0000_s1027" type="#_x0000_t32" style="position:absolute;left:0;text-align:left;margin-left:568pt;margin-top:-18pt;width:0;height:1.45pt;z-index:251658240;visibility:visible;mso-position-horizontal-relative:text;mso-position-vertical-relative:text" o:gfxdata="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" strokeweight=".51111mm"/>
+          <v:shape id="_x0000_s1027" type="#_x0000_t32" style="position:absolute;left:0;text-align:left;margin-left:568pt;margin-top:-18pt;width:0;height:1.45pt;z-index:3;visibility:visible;mso-position-horizontal-relative:text;mso-position-vertical-relative:text" o:gfxdata="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" strokeweight=".51111mm"/>
         </w:pict>
       </w:r>
       <w:r>
@@ -14213,7 +14261,7 @@
           <w:sz w:val="24"/>
         </w:rPr>
         <w:pict w14:anchorId="7F54095C">
-          <v:shape id="_x0000_s1026" type="#_x0000_t32" style="position:absolute;left:0;text-align:left;margin-left:545pt;margin-top:651pt;width:0;height:1pt;z-index:251659264;visibility:visible;mso-position-horizontal-relative:text;mso-position-vertical-relative:text" o:gfxdata="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"/>
+          <v:shape id="_x0000_s1026" type="#_x0000_t32" style="position:absolute;left:0;text-align:left;margin-left:545pt;margin-top:651pt;width:0;height:1pt;z-index:4;visibility:visible;mso-position-horizontal-relative:text;mso-position-vertical-relative:text" o:gfxdata="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"/>
         </w:pict>
       </w:r>
     </w:p>
@@ -14553,6 +14601,7 @@
           <w:sz w:val="24"/>
           <w:szCs w:val="24"/>
         </w:rPr>
+        <w:lastRenderedPageBreak/>
         <w:t>Стих:</w:t>
       </w:r>
       <w:r>
@@ -14808,7 +14857,7 @@
     </w:p>
     <w:p>
       <w:pPr>
-        <w:pStyle w:val="Heading3"/>
+        <w:pStyle w:val="3"/>
         <w:spacing w:before="0" w:after="120"/>
         <w:jc w:val="center"/>
         <w:rPr>
@@ -14824,7 +14873,6 @@
           <w:b/>
           <w:i/>
           <w:color w:val="FF0000"/>
-          <w:sz w:val="24"/>
         </w:rPr>
         <w:t>Пісня Богородиці</w:t>
       </w:r>
@@ -15210,6 +15258,7 @@
           <w:sz w:val="24"/>
           <w:szCs w:val="24"/>
         </w:rPr>
+        <w:lastRenderedPageBreak/>
         <w:t xml:space="preserve">Нас, зіпсованих,* обновив ти, Ісусе, Царю всіх,* своїм святим і страшним воскресінням;* а, появившись учням,* мир свій дав ти Їм, </w:t>
       </w:r>
       <w:r>
@@ -15319,7 +15368,7 @@
     </w:p>
     <w:p>
       <w:pPr>
-        <w:pStyle w:val="Heading3"/>
+        <w:pStyle w:val="3"/>
         <w:spacing w:before="0" w:after="120"/>
         <w:jc w:val="center"/>
         <w:rPr>
@@ -15334,7 +15383,6 @@
           <w:b/>
           <w:i/>
           <w:color w:val="FF0000"/>
-          <w:sz w:val="24"/>
         </w:rPr>
         <w:t>Мала єктенія</w:t>
       </w:r>
@@ -15614,7 +15662,7 @@
     </w:p>
     <w:p>
       <w:pPr>
-        <w:pStyle w:val="Heading3"/>
+        <w:pStyle w:val="3"/>
         <w:spacing w:before="0" w:after="120"/>
         <w:jc w:val="center"/>
         <w:rPr>
@@ -15628,7 +15676,6 @@
           <w:b/>
           <w:i/>
           <w:color w:val="FF0000"/>
-          <w:sz w:val="24"/>
         </w:rPr>
         <w:t>Світильний</w:t>
       </w:r>
@@ -15637,7 +15684,6 @@
           <w:rFonts w:ascii="Times New Roman" w:eastAsia="Times New Roman" w:hAnsi="Times New Roman" w:cs="Times New Roman"/>
           <w:i/>
           <w:color w:val="FF0000"/>
-          <w:sz w:val="24"/>
         </w:rPr>
         <w:t>:</w:t>
       </w:r>
@@ -15731,7 +15777,7 @@
     </w:p>
     <w:p>
       <w:pPr>
-        <w:pStyle w:val="Heading2"/>
+        <w:pStyle w:val="2"/>
         <w:spacing w:before="0" w:after="120"/>
         <w:jc w:val="center"/>
         <w:rPr>
@@ -15872,6 +15918,7 @@
           <w:sz w:val="24"/>
           <w:szCs w:val="24"/>
         </w:rPr>
+        <w:lastRenderedPageBreak/>
         <w:t>Нехай вони ім'я Господнє хвалять,* бо він повелів, і створились.</w:t>
       </w:r>
     </w:p>
@@ -16375,7 +16422,7 @@
     </w:p>
     <w:p>
       <w:pPr>
-        <w:pStyle w:val="Heading3"/>
+        <w:pStyle w:val="3"/>
         <w:spacing w:before="0" w:after="120"/>
         <w:jc w:val="center"/>
         <w:rPr>
@@ -16391,7 +16438,6 @@
           <w:b/>
           <w:i/>
           <w:color w:val="FF0000"/>
-          <w:sz w:val="24"/>
         </w:rPr>
         <w:t>Мале славослов'я</w:t>
       </w:r>
@@ -16448,6 +16494,7 @@
           <w:sz w:val="24"/>
           <w:szCs w:val="24"/>
         </w:rPr>
+        <w:lastRenderedPageBreak/>
         <w:t>Священик:</w:t>
       </w:r>
       <w:r>
@@ -16919,7 +16966,7 @@
     </w:p>
     <w:p>
       <w:pPr>
-        <w:pStyle w:val="Heading3"/>
+        <w:pStyle w:val="3"/>
         <w:spacing w:before="0" w:after="120"/>
         <w:jc w:val="center"/>
         <w:rPr>
@@ -16935,7 +16982,6 @@
           <w:b/>
           <w:i/>
           <w:color w:val="FF0000"/>
-          <w:sz w:val="24"/>
         </w:rPr>
         <w:t>Прохальна єктенія:</w:t>
       </w:r>
@@ -17189,6 +17235,7 @@
           <w:sz w:val="24"/>
           <w:szCs w:val="24"/>
         </w:rPr>
+        <w:lastRenderedPageBreak/>
         <w:t>Вірні:</w:t>
       </w:r>
       <w:r>
@@ -17785,7 +17832,7 @@
     </w:p>
     <w:p>
       <w:pPr>
-        <w:pStyle w:val="Heading2"/>
+        <w:pStyle w:val="2"/>
         <w:spacing w:before="0" w:after="120"/>
         <w:jc w:val="center"/>
         <w:rPr>
@@ -17900,6 +17947,7 @@
           <w:sz w:val="24"/>
           <w:szCs w:val="24"/>
         </w:rPr>
+        <w:lastRenderedPageBreak/>
         <w:t>Розслаблений радісно виконує наказ твоєї всемогутньої Владичної сили.* Взявши своє ліжко, він іде і свідчить, кличучи:* Так звелів мені вчинити той,* хто мене зцілив!</w:t>
       </w:r>
     </w:p>
@@ -18383,7 +18431,7 @@
     </w:p>
     <w:p>
       <w:pPr>
-        <w:pStyle w:val="Heading3"/>
+        <w:pStyle w:val="3"/>
         <w:spacing w:before="0" w:after="120"/>
         <w:jc w:val="center"/>
         <w:rPr>
@@ -18399,7 +18447,6 @@
           <w:b/>
           <w:i/>
           <w:color w:val="FF0000"/>
-          <w:sz w:val="24"/>
         </w:rPr>
         <w:t>Тропарі</w:t>
       </w:r>
@@ -18531,7 +18578,7 @@
     </w:p>
     <w:p>
       <w:pPr>
-        <w:pStyle w:val="Heading3"/>
+        <w:pStyle w:val="3"/>
         <w:spacing w:before="0" w:after="120"/>
         <w:jc w:val="center"/>
         <w:rPr>
@@ -18546,8 +18593,8 @@
           <w:b/>
           <w:i/>
           <w:color w:val="FF0000"/>
-          <w:sz w:val="24"/>
-        </w:rPr>
+        </w:rPr>
+        <w:lastRenderedPageBreak/>
         <w:t>Єктенія усильного благання</w:t>
       </w:r>
       <w:r>
@@ -18555,7 +18602,6 @@
           <w:rFonts w:ascii="Times New Roman" w:eastAsia="Times New Roman" w:hAnsi="Times New Roman" w:cs="Times New Roman"/>
           <w:b/>
           <w:color w:val="FF0000"/>
-          <w:sz w:val="24"/>
         </w:rPr>
         <w:t>:</w:t>
       </w:r>
@@ -18973,7 +19019,7 @@
     </w:p>
     <w:p>
       <w:pPr>
-        <w:pStyle w:val="Heading2"/>
+        <w:pStyle w:val="2"/>
         <w:spacing w:before="0" w:after="120"/>
         <w:jc w:val="center"/>
         <w:rPr>
@@ -19761,7 +19807,7 @@
     <w:lsdException w:name="Unresolved Mention" w:semiHidden="1" w:unhideWhenUsed="1"/>
     <w:lsdException w:name="Smart Link" w:semiHidden="1" w:unhideWhenUsed="1"/>
   </w:latentStyles>
-  <w:style w:type="paragraph" w:default="1" w:styleId="Normal">
+  <w:style w:type="paragraph" w:default="1" w:styleId="a">
     <w:name w:val="Normal"/>
     <w:qFormat/>
     <w:rsid w:val="00F536D8"/>
@@ -19770,11 +19816,11 @@
       <w:sz w:val="36"/>
     </w:rPr>
   </w:style>
-  <w:style w:type="paragraph" w:styleId="Heading1">
+  <w:style w:type="paragraph" w:styleId="1">
     <w:name w:val="heading 1"/>
-    <w:basedOn w:val="Normal"/>
-    <w:next w:val="Normal"/>
-    <w:link w:val="Heading1Char"/>
+    <w:basedOn w:val="a"/>
+    <w:next w:val="a"/>
+    <w:link w:val="10"/>
     <w:uiPriority w:val="9"/>
     <w:qFormat/>
     <w:rsid w:val="00F536D8"/>
@@ -19790,11 +19836,11 @@
       <w:szCs w:val="24"/>
     </w:rPr>
   </w:style>
-  <w:style w:type="paragraph" w:styleId="Heading2">
+  <w:style w:type="paragraph" w:styleId="2">
     <w:name w:val="heading 2"/>
-    <w:basedOn w:val="Normal"/>
-    <w:next w:val="Normal"/>
-    <w:link w:val="Heading2Char"/>
+    <w:basedOn w:val="a"/>
+    <w:next w:val="a"/>
+    <w:link w:val="20"/>
     <w:uiPriority w:val="9"/>
     <w:unhideWhenUsed/>
     <w:qFormat/>
@@ -19812,11 +19858,11 @@
       <w:szCs w:val="26"/>
     </w:rPr>
   </w:style>
-  <w:style w:type="paragraph" w:styleId="Heading3">
+  <w:style w:type="paragraph" w:styleId="3">
     <w:name w:val="heading 3"/>
-    <w:basedOn w:val="Normal"/>
-    <w:next w:val="Normal"/>
-    <w:link w:val="Heading3Char"/>
+    <w:basedOn w:val="a"/>
+    <w:next w:val="a"/>
+    <w:link w:val="30"/>
     <w:uiPriority w:val="9"/>
     <w:unhideWhenUsed/>
     <w:qFormat/>
@@ -19834,10 +19880,10 @@
       <w:szCs w:val="24"/>
     </w:rPr>
   </w:style>
-  <w:style w:type="paragraph" w:styleId="Heading4">
+  <w:style w:type="paragraph" w:styleId="4">
     <w:name w:val="heading 4"/>
-    <w:basedOn w:val="Normal"/>
-    <w:next w:val="Normal"/>
+    <w:basedOn w:val="a"/>
+    <w:next w:val="a"/>
     <w:uiPriority w:val="9"/>
     <w:semiHidden/>
     <w:unhideWhenUsed/>
@@ -19854,10 +19900,10 @@
       <w:szCs w:val="24"/>
     </w:rPr>
   </w:style>
-  <w:style w:type="paragraph" w:styleId="Heading5">
+  <w:style w:type="paragraph" w:styleId="5">
     <w:name w:val="heading 5"/>
-    <w:basedOn w:val="Normal"/>
-    <w:next w:val="Normal"/>
+    <w:basedOn w:val="a"/>
+    <w:next w:val="a"/>
     <w:uiPriority w:val="9"/>
     <w:semiHidden/>
     <w:unhideWhenUsed/>
@@ -19874,10 +19920,10 @@
       <w:szCs w:val="22"/>
     </w:rPr>
   </w:style>
-  <w:style w:type="paragraph" w:styleId="Heading6">
+  <w:style w:type="paragraph" w:styleId="6">
     <w:name w:val="heading 6"/>
-    <w:basedOn w:val="Normal"/>
-    <w:next w:val="Normal"/>
+    <w:basedOn w:val="a"/>
+    <w:next w:val="a"/>
     <w:uiPriority w:val="9"/>
     <w:semiHidden/>
     <w:unhideWhenUsed/>
@@ -19893,13 +19939,13 @@
       <w:sz w:val="20"/>
     </w:rPr>
   </w:style>
-  <w:style w:type="character" w:default="1" w:styleId="DefaultParagraphFont">
+  <w:style w:type="character" w:default="1" w:styleId="a0">
     <w:name w:val="Default Paragraph Font"/>
     <w:uiPriority w:val="1"/>
     <w:semiHidden/>
     <w:unhideWhenUsed/>
   </w:style>
-  <w:style w:type="table" w:default="1" w:styleId="TableNormal">
+  <w:style w:type="table" w:default="1" w:styleId="a1">
     <w:name w:val="Normal Table"/>
     <w:uiPriority w:val="99"/>
     <w:semiHidden/>
@@ -19914,16 +19960,16 @@
       </w:tblCellMar>
     </w:tblPr>
   </w:style>
-  <w:style w:type="numbering" w:default="1" w:styleId="NoList">
+  <w:style w:type="numbering" w:default="1" w:styleId="a2">
     <w:name w:val="No List"/>
     <w:uiPriority w:val="99"/>
     <w:semiHidden/>
     <w:unhideWhenUsed/>
   </w:style>
-  <w:style w:type="paragraph" w:styleId="Title">
+  <w:style w:type="paragraph" w:styleId="a3">
     <w:name w:val="Title"/>
-    <w:basedOn w:val="Normal"/>
-    <w:next w:val="Normal"/>
+    <w:basedOn w:val="a"/>
+    <w:next w:val="a"/>
     <w:uiPriority w:val="10"/>
     <w:qFormat/>
     <w:pPr>
@@ -19937,9 +19983,9 @@
       <w:szCs w:val="72"/>
     </w:rPr>
   </w:style>
-  <w:style w:type="character" w:customStyle="1" w:styleId="Heading1Char">
-    <w:name w:val="Heading 1 Char"/>
-    <w:link w:val="Heading1"/>
+  <w:style w:type="character" w:customStyle="1" w:styleId="10">
+    <w:name w:val="Заголовок 1 Знак"/>
+    <w:link w:val="1"/>
     <w:uiPriority w:val="99"/>
     <w:locked/>
     <w:rsid w:val="00F536D8"/>
@@ -19951,9 +19997,9 @@
       <w:szCs w:val="24"/>
     </w:rPr>
   </w:style>
-  <w:style w:type="character" w:customStyle="1" w:styleId="Heading2Char">
-    <w:name w:val="Heading 2 Char"/>
-    <w:link w:val="Heading2"/>
+  <w:style w:type="character" w:customStyle="1" w:styleId="20">
+    <w:name w:val="Заголовок 2 Знак"/>
+    <w:link w:val="2"/>
     <w:uiPriority w:val="99"/>
     <w:locked/>
     <w:rsid w:val="00E36909"/>
@@ -19965,11 +20011,10 @@
       <w:lang w:val="en-US"/>
     </w:rPr>
   </w:style>
-  <w:style w:type="character" w:customStyle="1" w:styleId="Heading3Char">
-    <w:name w:val="Heading 3 Char"/>
-    <w:link w:val="Heading3"/>
-    <w:uiPriority w:val="99"/>
-    <w:semiHidden/>
+  <w:style w:type="character" w:customStyle="1" w:styleId="30">
+    <w:name w:val="Заголовок 3 Знак"/>
+    <w:link w:val="3"/>
+    <w:uiPriority w:val="9"/>
     <w:locked/>
     <w:rsid w:val="00A231E9"/>
     <w:rPr>
@@ -19980,10 +20025,10 @@
       <w:lang w:val="en-US"/>
     </w:rPr>
   </w:style>
-  <w:style w:type="paragraph" w:styleId="DocumentMap">
+  <w:style w:type="paragraph" w:styleId="a4">
     <w:name w:val="Document Map"/>
-    <w:basedOn w:val="Normal"/>
-    <w:link w:val="DocumentMapChar"/>
+    <w:basedOn w:val="a"/>
+    <w:link w:val="a5"/>
     <w:uiPriority w:val="99"/>
     <w:semiHidden/>
     <w:rsid w:val="00BE02F8"/>
@@ -19993,9 +20038,9 @@
       <w:szCs w:val="24"/>
     </w:rPr>
   </w:style>
-  <w:style w:type="character" w:customStyle="1" w:styleId="DocumentMapChar">
-    <w:name w:val="Document Map Char"/>
-    <w:link w:val="DocumentMap"/>
+  <w:style w:type="character" w:customStyle="1" w:styleId="a5">
+    <w:name w:val="Схема документа Знак"/>
+    <w:link w:val="a4"/>
     <w:uiPriority w:val="99"/>
     <w:semiHidden/>
     <w:locked/>
@@ -20019,10 +20064,10 @@
       <w:szCs w:val="36"/>
     </w:rPr>
   </w:style>
-  <w:style w:type="paragraph" w:styleId="Subtitle">
+  <w:style w:type="paragraph" w:styleId="a6">
     <w:name w:val="Subtitle"/>
-    <w:basedOn w:val="Normal"/>
-    <w:next w:val="Normal"/>
+    <w:basedOn w:val="a"/>
+    <w:next w:val="a"/>
     <w:uiPriority w:val="11"/>
     <w:qFormat/>
     <w:pPr>
